--- a/paper/ISV_VT_paper_2026_6_1.docx
+++ b/paper/ISV_VT_paper_2026_6_1.docx
@@ -9222,7 +9222,10 @@
         <w:pStyle w:val="FirstParagraph"/>
       </w:pPr>
       <w:r>
-        <w:t>The authors wish to thank Kai Chase, Susi Bennett, Irma Sanchez-Vargas, Megan Miller, Ashley Janich, Greg Pugh, and Brian Foy.</w:t>
+        <w:t>The authors wish to thank Kai Chase, Susi Bennett, Irma Sanchez-Vargas, Megan Miller, Ashley Janich, Greg Pugh,</w:t>
+      </w:r>
+      <w:r>
+        <w:t xml:space="preserve"> and Bill Black IV, posthumously.</w:t>
       </w:r>
     </w:p>
     <w:p>
